--- a/Cross Models/ecuador_2026_cross_models_paper.docx
+++ b/Cross Models/ecuador_2026_cross_models_paper.docx
@@ -1935,6 +1935,9 @@
       <w:r>
         <w:t>Discrimination (AUC) measures whether a model ranks positives above negatives; it says nothing about whether the predicted probabilities themselves are trustworthy. Figure 3 shows reliability diagrams for all four binary classifiers built from out-of-fold predictions. As in the Premier League study, the defended/cleared model — whose classes are close to balanced (47.6% positive) — sits closest to the diagonal, while the completion and chance-creation models are visibly over-confident: crosses the completion model assigns ≈80% probability of success are observed to succeed only around 50% of the time here (versus ≈60% in the Premier League data). This is a direct, known side effect of scale_pos_weight: reweighting the minority class during training improves rank ordering (and therefore AUC) but systematically inflates predicted probabilities for the reweighted class. That this same distortion reproduces on an independent competition, dataset, and season is evidence it is a property of the training procedure rather than an artefact of one dataset. Practically, the raw probability outputs of these two models should not be interpreted as calibrated frequencies without a post-hoc recalibration step (Platt scaling or isotonic regression); they remain valid for ranking and relative comparison, which is how they are used in the player and team leaderboards in Section 4.7.</w:t>
       </w:r>
+      <w:r>
+        <w:t xml:space="preserve"> Section 7.1 applies isotonic recalibration to exactly these two models and confirms it removes most of the distortion while leaving discrimination essentially unchanged (Table 4).</w:t>
+      </w:r>
     </w:p>
     <w:p>
       <w:pPr>
@@ -1944,7 +1947,7 @@
       <w:r>
         <w:drawing>
           <wp:inline xmlns:a="http://schemas.openxmlformats.org/drawingml/2006/main" xmlns:pic="http://schemas.openxmlformats.org/drawingml/2006/picture">
-            <wp:extent cx="5029200" cy="4243581"/>
+            <wp:extent cx="5029200" cy="2443214"/>
             <wp:docPr id="3" name="Picture 3"/>
             <wp:cNvGraphicFramePr>
               <a:graphicFrameLocks noChangeAspect="1"/>
@@ -1965,7 +1968,7 @@
                   <pic:spPr>
                     <a:xfrm>
                       <a:off x="0" y="0"/>
-                      <a:ext cx="5029200" cy="4243581"/>
+                      <a:ext cx="5029200" cy="2443214"/>
                     </a:xfrm>
                     <a:prstGeom prst="rect"/>
                   </pic:spPr>
@@ -1987,7 +1990,7 @@
           <w:color w:val="444444"/>
           <w:sz w:val="18"/>
         </w:rPr>
-        <w:t>Figure 3. (a) Reliability diagrams (decile bins, out-of-fold predictions) for the four binary classifiers; points on the diagonal indicate calibrated probabilities. (b) Distribution of predicted probabilities per model.</w:t>
+        <w:t>Figure 3 (v2). Reliability diagrams comparing raw (scale_pos_weight-only, dashed) and isotonic-recalibrated (solid) out-of-fold probabilities for the two classifiers flagged above as over-confident. The calibrator is fit on a match-grouped 25% inner split of each training fold, held out from the rows used to fit the base classifier itself, so no row contributes to both. See Section 7.1 for full Brier/ECE results.</w:t>
       </w:r>
     </w:p>
     <w:p>
@@ -2087,6 +2090,9 @@
       <w:r>
         <w:t>The four-class outcome model reports 78.7% accuracy, which reads as a strong result in isolation. The out-of-fold confusion matrix (Figure 5) shows why that number is misleading: of the 37 true goal events, the model predicts “incomplete” for 91.9% of them, “shot_no_goal” for 5.4%, and correctly predicts “goal” for only 2.7% (one event) — a marginally less total a failure than the Premier League model's 0% recall on goals, but not a usable recall rate either way. Of the 379 true shot_no_goal events, 96.6% are predicted “incomplete” and only 1.3% are correctly predicted. The intermediate complete_no_shot class is correctly recovered only 21.5% of the time here — worse than the 40.6% recovered in the Premier League data — with 78.2% misclassified as “incomplete.” The headline accuracy is driven almost entirely by the majority incomplete class (2,797 of 3,580 crosses, 78.1% of the sample), which the model predicts correctly 97.7% of the time. Macro F1 (0.312, unweighted across the four classes) is the metric that actually reflects this and was reported alongside accuracy throughout; it is the number that should be used to judge this model, not accuracy in isolation.</w:t>
       </w:r>
+      <w:r>
+        <w:t xml:space="preserve"> Section 7.3 tests whether a hierarchical two-stage classifier (complete vs. incomplete, then a 3-class outcome conditional on completion) recovers any of this lost recall.</w:t>
+      </w:r>
     </w:p>
     <w:p>
       <w:pPr>
@@ -2105,7 +2111,7 @@
       <w:r>
         <w:drawing>
           <wp:inline xmlns:a="http://schemas.openxmlformats.org/drawingml/2006/main" xmlns:pic="http://schemas.openxmlformats.org/drawingml/2006/picture">
-            <wp:extent cx="3931920" cy="3529594"/>
+            <wp:extent cx="3931920" cy="1912518"/>
             <wp:docPr id="5" name="Picture 5"/>
             <wp:cNvGraphicFramePr>
               <a:graphicFrameLocks noChangeAspect="1"/>
@@ -2126,7 +2132,7 @@
                   <pic:spPr>
                     <a:xfrm>
                       <a:off x="0" y="0"/>
-                      <a:ext cx="3931920" cy="3529594"/>
+                      <a:ext cx="3931920" cy="1912518"/>
                     </a:xfrm>
                     <a:prstGeom prst="rect"/>
                   </pic:spPr>
@@ -2148,7 +2154,7 @@
           <w:color w:val="444444"/>
           <w:sz w:val="18"/>
         </w:rPr>
-        <w:t>Figure 5. Row-normalised (recall) confusion matrix for the 4-class outcome model, out-of-fold predictions. The model collapses almost entirely onto the majority “incomplete” class for the two rarer classes (shot_no_goal, goal).</w:t>
+        <w:t>Figure 5 (v2). Row-normalised confusion matrix comparing the flat 4-class baseline (left, accuracy=0.787, macro-F1=0.301) against a hierarchical 2-stage classifier (right, Section 7.3; accuracy=0.647, macro-F1=0.364). The hierarchical model raises shot_no_goal recall from 1.1% to 43.0% at the cost of overall accuracy; the goal class (n=37) remains effectively unrecoverable under either architecture.</w:t>
       </w:r>
     </w:p>
     <w:p>
@@ -2172,6 +2178,9 @@
       <w:r>
         <w:t>Figure 6 shows out-of-fold predicted-vs-actual and residual diagnostics for the delivery-value regression. The residual distribution has a sharp mode near zero (the 88.4% of crosses for which the true value is exactly zero, i.e. no shot resulted) and a secondary, smaller mode of positive residuals around +0.2 to +0.4 — crosses that did produce a high-value chance but for which the model under-predicted. This pattern is the expected behaviour of a regressor trained on a mostly-zero target: the model is conservative and shrinks its predictions toward zero, which minimises average error but systematically under-states the value of the crosses that matter most. This is consistent with, and explains, the modest R² (0.081) reported in Section 4.1, and reproduces the same pattern — down to the location of the secondary mode — that we observed in the larger Premier League sample.</w:t>
       </w:r>
+      <w:r>
+        <w:t xml:space="preserve"> Section 7.2 replaces this single regressor with a hurdle (two-stage) model gated on a calibrated shot probability, which raises out-of-fold R² from 0.068 to 0.102.</w:t>
+      </w:r>
     </w:p>
     <w:p>
       <w:pPr>
@@ -2181,7 +2190,7 @@
       <w:r>
         <w:drawing>
           <wp:inline xmlns:a="http://schemas.openxmlformats.org/drawingml/2006/main" xmlns:pic="http://schemas.openxmlformats.org/drawingml/2006/picture">
-            <wp:extent cx="5760720" cy="2802275"/>
+            <wp:extent cx="5760720" cy="2823928"/>
             <wp:docPr id="6" name="Picture 6"/>
             <wp:cNvGraphicFramePr>
               <a:graphicFrameLocks noChangeAspect="1"/>
@@ -2202,7 +2211,7 @@
                   <pic:spPr>
                     <a:xfrm>
                       <a:off x="0" y="0"/>
-                      <a:ext cx="5760720" cy="2802275"/>
+                      <a:ext cx="5760720" cy="2823928"/>
                     </a:xfrm>
                     <a:prstGeom prst="rect"/>
                   </pic:spPr>
@@ -2224,7 +2233,7 @@
           <w:color w:val="444444"/>
           <w:sz w:val="18"/>
         </w:rPr>
-        <w:t>Figure 6. (a) Predicted vs. actual delivery value (hexbin density, log-scaled), out-of-fold. (b) Residual distribution, showing the secondary positive-residual mode corresponding to under-predicted high-value crosses.</w:t>
+        <w:t>Figure 6 (v2). Residual distributions for the baseline single regressor (left, R²=0.068) versus a hurdle model that multiplies the isotonic-calibrated cross_chance_creation probability by a regressor fit only on shot-producing crosses (right, R²=0.102; Section 7.2). Gating on the raw, uncalibrated probability instead of the calibrated one gives R²=-0.364 — worse than the baseline — because it inherits the over-confidence documented in Section 4.2.</w:t>
       </w:r>
     </w:p>
     <w:p>
@@ -2911,6 +2920,9 @@
       <w:r>
         <w:t>Probability recalibration. Isotonic or Platt-scaling post-processing on the completion and chance-creation models would directly address the over-confidence documented in Section 4.2, at the cost of an additional held-out calibration split.</w:t>
       </w:r>
+      <w:r>
+        <w:t xml:space="preserve"> Addressed in Section 7.1.</w:t>
+      </w:r>
     </w:p>
     <w:p>
       <w:pPr>
@@ -2931,6 +2943,9 @@
       <w:r>
         <w:t>Outcome-model rare-class recall. A cost-sensitive loss, hierarchical two-stage classifier (complete/incomplete, then shot-outcome conditional on completion), or SMOTE-style resampling are natural next steps for recovering usable recall on the shot_no_goal and goal classes documented in Section 4.4, rather than relying on the separate binary specialists as a workaround.</w:t>
       </w:r>
+      <w:r>
+        <w:t xml:space="preserve"> Addressed in Section 7.3.</w:t>
+      </w:r>
     </w:p>
     <w:p>
       <w:pPr>
@@ -2940,6 +2955,9 @@
       </w:pPr>
       <w:r>
         <w:t>Reused, not re-optimised, clearance model. The clearance-landing stage (Section 3.3) was built for Ecuador 2026's own analytics work, not specifically to serve this cross pipeline; its feature set, hyperparameters, and train/test split were fixed independently of this study. Retraining it specifically on cross-originated clearances (rather than applying a model trained on the full clearance population) might improve accuracy on that subset, at the cost of the larger, more stable training sample the current approach benefits from.</w:t>
+      </w:r>
+      <w:r>
+        <w:t xml:space="preserve"> Tested directly in Section 7.4.</w:t>
       </w:r>
     </w:p>
     <w:p>
@@ -2953,6 +2971,1749 @@
       </w:r>
     </w:p>
     <w:p>
+      <w:r>
+        <w:rPr>
+          <w:b/>
+          <w:i w:val="0"/>
+          <w:sz w:val="30"/>
+        </w:rPr>
+        <w:t>7. Model Improvements (v2 Addendum)</w:t>
+      </w:r>
+    </w:p>
+    <w:p>
+      <w:r>
+        <w:rPr>
+          <w:b w:val="0"/>
+          <w:i w:val="0"/>
+        </w:rPr>
+        <w:t>This addendum re-extracts every open-play cross and headed clearance directly from the raw Opta event feed (136 match files) as an independent replication check — reproducing Table 1 and Table 2 within fold-sampling noise — and then implements six concrete fixes flagged as future work in Section 6, plus a hyperparameter sensitivity check. All figures below use the same match-grouped GroupKFold(5) protocol as the main study unless stated otherwise; code and all intermediate artefacts are in Scripts/ecuador_2026_cross_models_v2.py and Cross Models/improved/.</w:t>
+      </w:r>
+    </w:p>
+    <w:p>
+      <w:r>
+        <w:rPr>
+          <w:b/>
+          <w:i w:val="0"/>
+          <w:sz w:val="25"/>
+        </w:rPr>
+        <w:t>7.1 Probability Recalibration</w:t>
+      </w:r>
+    </w:p>
+    <w:p>
+      <w:r>
+        <w:rPr>
+          <w:b w:val="0"/>
+          <w:i w:val="0"/>
+        </w:rPr>
+        <w:t>Isotonic regression is fit inside each outer GroupKFold fold, on a match-grouped 25% inner split of the training data held out from the rows used to fit the base XGBoost classifier, and applied to that fold’s test predictions (Figure 3, v2). This nested scheme avoids calibrating on rows the base model has already seen.</w:t>
+      </w:r>
+    </w:p>
+    <w:tbl>
+      <w:tblPr>
+        <w:tblW w:type="auto" w:w="0"/>
+        <w:tblLook w:firstColumn="1" w:firstRow="1" w:lastColumn="0" w:lastRow="0" w:noHBand="0" w:noVBand="1" w:val="04A0"/>
+      </w:tblPr>
+      <w:tblGrid>
+        <w:gridCol w:w="1872"/>
+        <w:gridCol w:w="1872"/>
+        <w:gridCol w:w="1872"/>
+        <w:gridCol w:w="1872"/>
+        <w:gridCol w:w="1872"/>
+      </w:tblGrid>
+      <w:tr>
+        <w:tc>
+          <w:tcPr>
+            <w:tcW w:type="dxa" w:w="1872"/>
+          </w:tcPr>
+          <w:p>
+            <w:r/>
+            <w:r>
+              <w:rPr>
+                <w:b/>
+              </w:rPr>
+              <w:t>Model</w:t>
+            </w:r>
+          </w:p>
+        </w:tc>
+        <w:tc>
+          <w:tcPr>
+            <w:tcW w:type="dxa" w:w="1872"/>
+          </w:tcPr>
+          <w:p>
+            <w:r/>
+            <w:r>
+              <w:rPr>
+                <w:b/>
+              </w:rPr>
+              <w:t>Brier (before)</w:t>
+            </w:r>
+          </w:p>
+        </w:tc>
+        <w:tc>
+          <w:tcPr>
+            <w:tcW w:type="dxa" w:w="1872"/>
+          </w:tcPr>
+          <w:p>
+            <w:r/>
+            <w:r>
+              <w:rPr>
+                <w:b/>
+              </w:rPr>
+              <w:t>Brier (after)</w:t>
+            </w:r>
+          </w:p>
+        </w:tc>
+        <w:tc>
+          <w:tcPr>
+            <w:tcW w:type="dxa" w:w="1872"/>
+          </w:tcPr>
+          <w:p>
+            <w:r/>
+            <w:r>
+              <w:rPr>
+                <w:b/>
+              </w:rPr>
+              <w:t>ECE (before)</w:t>
+            </w:r>
+          </w:p>
+        </w:tc>
+        <w:tc>
+          <w:tcPr>
+            <w:tcW w:type="dxa" w:w="1872"/>
+          </w:tcPr>
+          <w:p>
+            <w:r/>
+            <w:r>
+              <w:rPr>
+                <w:b/>
+              </w:rPr>
+              <w:t>ECE (after)</w:t>
+            </w:r>
+          </w:p>
+        </w:tc>
+      </w:tr>
+      <w:tr>
+        <w:tc>
+          <w:tcPr>
+            <w:tcW w:type="dxa" w:w="1872"/>
+          </w:tcPr>
+          <w:p>
+            <w:r/>
+            <w:r>
+              <w:rPr>
+                <w:b w:val="0"/>
+              </w:rPr>
+              <w:t>Completion</w:t>
+            </w:r>
+          </w:p>
+        </w:tc>
+        <w:tc>
+          <w:tcPr>
+            <w:tcW w:type="dxa" w:w="1872"/>
+          </w:tcPr>
+          <w:p>
+            <w:r/>
+            <w:r>
+              <w:rPr>
+                <w:b w:val="0"/>
+              </w:rPr>
+              <w:t>0.1826</w:t>
+            </w:r>
+          </w:p>
+        </w:tc>
+        <w:tc>
+          <w:tcPr>
+            <w:tcW w:type="dxa" w:w="1872"/>
+          </w:tcPr>
+          <w:p>
+            <w:r/>
+            <w:r>
+              <w:rPr>
+                <w:b w:val="0"/>
+              </w:rPr>
+              <w:t>0.1473</w:t>
+            </w:r>
+          </w:p>
+        </w:tc>
+        <w:tc>
+          <w:tcPr>
+            <w:tcW w:type="dxa" w:w="1872"/>
+          </w:tcPr>
+          <w:p>
+            <w:r/>
+            <w:r>
+              <w:rPr>
+                <w:b w:val="0"/>
+              </w:rPr>
+              <w:t>0.1456</w:t>
+            </w:r>
+          </w:p>
+        </w:tc>
+        <w:tc>
+          <w:tcPr>
+            <w:tcW w:type="dxa" w:w="1872"/>
+          </w:tcPr>
+          <w:p>
+            <w:r/>
+            <w:r>
+              <w:rPr>
+                <w:b w:val="0"/>
+              </w:rPr>
+              <w:t>0.0246</w:t>
+            </w:r>
+          </w:p>
+        </w:tc>
+      </w:tr>
+      <w:tr>
+        <w:tc>
+          <w:tcPr>
+            <w:tcW w:type="dxa" w:w="1872"/>
+          </w:tcPr>
+          <w:p>
+            <w:r/>
+            <w:r>
+              <w:rPr>
+                <w:b w:val="0"/>
+              </w:rPr>
+              <w:t>Chance creation</w:t>
+            </w:r>
+          </w:p>
+        </w:tc>
+        <w:tc>
+          <w:tcPr>
+            <w:tcW w:type="dxa" w:w="1872"/>
+          </w:tcPr>
+          <w:p>
+            <w:r/>
+            <w:r>
+              <w:rPr>
+                <w:b w:val="0"/>
+              </w:rPr>
+              <w:t>0.1455</w:t>
+            </w:r>
+          </w:p>
+        </w:tc>
+        <w:tc>
+          <w:tcPr>
+            <w:tcW w:type="dxa" w:w="1872"/>
+          </w:tcPr>
+          <w:p>
+            <w:r/>
+            <w:r>
+              <w:rPr>
+                <w:b w:val="0"/>
+              </w:rPr>
+              <w:t>0.0959</w:t>
+            </w:r>
+          </w:p>
+        </w:tc>
+        <w:tc>
+          <w:tcPr>
+            <w:tcW w:type="dxa" w:w="1872"/>
+          </w:tcPr>
+          <w:p>
+            <w:r/>
+            <w:r>
+              <w:rPr>
+                <w:b w:val="0"/>
+              </w:rPr>
+              <w:t>0.1526</w:t>
+            </w:r>
+          </w:p>
+        </w:tc>
+        <w:tc>
+          <w:tcPr>
+            <w:tcW w:type="dxa" w:w="1872"/>
+          </w:tcPr>
+          <w:p>
+            <w:r/>
+            <w:r>
+              <w:rPr>
+                <w:b w:val="0"/>
+              </w:rPr>
+              <w:t>0.0123</w:t>
+            </w:r>
+          </w:p>
+        </w:tc>
+      </w:tr>
+    </w:tbl>
+    <w:p>
+      <w:r>
+        <w:rPr>
+          <w:b w:val="0"/>
+          <w:i w:val="0"/>
+        </w:rPr>
+        <w:t>Table 4. Isotonic recalibration: Brier score and Expected Calibration Error (10-bin), out-of-fold, before vs. after.</w:t>
+      </w:r>
+    </w:p>
+    <w:p>
+      <w:r>
+        <w:rPr>
+          <w:b w:val="0"/>
+          <w:i w:val="0"/>
+        </w:rPr>
+        <w:t>Expected Calibration Error falls by roughly 6–12× for both models (completion 0.146→0.025; chance creation 0.153→0.012), while AUC moves by less than 0.002 in both cases — confirming that the scale_pos_weight distortion documented in Section 4.2 is a probability-calibration problem, not a ranking problem, and that it is fully correctable post-hoc without retraining the base model.</w:t>
+      </w:r>
+    </w:p>
+    <w:p>
+      <w:r>
+        <w:rPr>
+          <w:b/>
+          <w:i w:val="0"/>
+          <w:sz w:val="25"/>
+        </w:rPr>
+        <w:t>7.2 Hurdle Model for Delivery Value</w:t>
+      </w:r>
+    </w:p>
+    <w:p>
+      <w:r>
+        <w:rPr>
+          <w:b w:val="0"/>
+          <w:i w:val="0"/>
+        </w:rPr>
+        <w:t>The single XGBRegressor on a target that is exactly zero for 88.4% of crosses (Section 4.5) is replaced with a two-stage hurdle model: P(shot) from a chance-creation classifier, multiplied by a regressor trained only on the shot-producing crosses in each training fold to predict delivery value conditional on a shot having occurred.</w:t>
+      </w:r>
+    </w:p>
+    <w:tbl>
+      <w:tblPr>
+        <w:tblW w:type="auto" w:w="0"/>
+        <w:tblLook w:firstColumn="1" w:firstRow="1" w:lastColumn="0" w:lastRow="0" w:noHBand="0" w:noVBand="1" w:val="04A0"/>
+      </w:tblPr>
+      <w:tblGrid>
+        <w:gridCol w:w="3120"/>
+        <w:gridCol w:w="3120"/>
+        <w:gridCol w:w="3120"/>
+      </w:tblGrid>
+      <w:tr>
+        <w:tc>
+          <w:tcPr>
+            <w:tcW w:type="dxa" w:w="3120"/>
+          </w:tcPr>
+          <w:p>
+            <w:r/>
+            <w:r>
+              <w:rPr>
+                <w:b/>
+              </w:rPr>
+              <w:t>Variant</w:t>
+            </w:r>
+          </w:p>
+        </w:tc>
+        <w:tc>
+          <w:tcPr>
+            <w:tcW w:type="dxa" w:w="3120"/>
+          </w:tcPr>
+          <w:p>
+            <w:r/>
+            <w:r>
+              <w:rPr>
+                <w:b/>
+              </w:rPr>
+              <w:t>R² (out-of-fold)</w:t>
+            </w:r>
+          </w:p>
+        </w:tc>
+        <w:tc>
+          <w:tcPr>
+            <w:tcW w:type="dxa" w:w="3120"/>
+          </w:tcPr>
+          <w:p>
+            <w:r/>
+            <w:r>
+              <w:rPr>
+                <w:b/>
+              </w:rPr>
+              <w:t>MAE</w:t>
+            </w:r>
+          </w:p>
+        </w:tc>
+      </w:tr>
+      <w:tr>
+        <w:tc>
+          <w:tcPr>
+            <w:tcW w:type="dxa" w:w="3120"/>
+          </w:tcPr>
+          <w:p>
+            <w:r/>
+            <w:r>
+              <w:rPr>
+                <w:b w:val="0"/>
+              </w:rPr>
+              <w:t>Baseline (single regressor)</w:t>
+            </w:r>
+          </w:p>
+        </w:tc>
+        <w:tc>
+          <w:tcPr>
+            <w:tcW w:type="dxa" w:w="3120"/>
+          </w:tcPr>
+          <w:p>
+            <w:r/>
+            <w:r>
+              <w:rPr>
+                <w:b w:val="0"/>
+              </w:rPr>
+              <w:t>0.068</w:t>
+            </w:r>
+          </w:p>
+        </w:tc>
+        <w:tc>
+          <w:tcPr>
+            <w:tcW w:type="dxa" w:w="3120"/>
+          </w:tcPr>
+          <w:p>
+            <w:r/>
+            <w:r>
+              <w:rPr>
+                <w:b w:val="0"/>
+              </w:rPr>
+              <w:t>0.072</w:t>
+            </w:r>
+          </w:p>
+        </w:tc>
+      </w:tr>
+      <w:tr>
+        <w:tc>
+          <w:tcPr>
+            <w:tcW w:type="dxa" w:w="3120"/>
+          </w:tcPr>
+          <w:p>
+            <w:r/>
+            <w:r>
+              <w:rPr>
+                <w:b w:val="0"/>
+              </w:rPr>
+              <w:t>Hurdle, uncalibrated P(shot) gate</w:t>
+            </w:r>
+          </w:p>
+        </w:tc>
+        <w:tc>
+          <w:tcPr>
+            <w:tcW w:type="dxa" w:w="3120"/>
+          </w:tcPr>
+          <w:p>
+            <w:r/>
+            <w:r>
+              <w:rPr>
+                <w:b w:val="0"/>
+              </w:rPr>
+              <w:t>-0.364</w:t>
+            </w:r>
+          </w:p>
+        </w:tc>
+        <w:tc>
+          <w:tcPr>
+            <w:tcW w:type="dxa" w:w="3120"/>
+          </w:tcPr>
+          <w:p>
+            <w:r/>
+            <w:r>
+              <w:rPr>
+                <w:b w:val="0"/>
+              </w:rPr>
+              <w:t>0.103</w:t>
+            </w:r>
+          </w:p>
+        </w:tc>
+      </w:tr>
+      <w:tr>
+        <w:tc>
+          <w:tcPr>
+            <w:tcW w:type="dxa" w:w="3120"/>
+          </w:tcPr>
+          <w:p>
+            <w:r/>
+            <w:r>
+              <w:rPr>
+                <w:b w:val="0"/>
+              </w:rPr>
+              <w:t>Hurdle, isotonic-calibrated P(shot) gate</w:t>
+            </w:r>
+          </w:p>
+        </w:tc>
+        <w:tc>
+          <w:tcPr>
+            <w:tcW w:type="dxa" w:w="3120"/>
+          </w:tcPr>
+          <w:p>
+            <w:r/>
+            <w:r>
+              <w:rPr>
+                <w:b w:val="0"/>
+              </w:rPr>
+              <w:t>0.102</w:t>
+            </w:r>
+          </w:p>
+        </w:tc>
+        <w:tc>
+          <w:tcPr>
+            <w:tcW w:type="dxa" w:w="3120"/>
+          </w:tcPr>
+          <w:p>
+            <w:r/>
+            <w:r>
+              <w:rPr>
+                <w:b w:val="0"/>
+              </w:rPr>
+              <w:t>0.068</w:t>
+            </w:r>
+          </w:p>
+        </w:tc>
+      </w:tr>
+    </w:tbl>
+    <w:p>
+      <w:r>
+        <w:rPr>
+          <w:b w:val="0"/>
+          <w:i w:val="0"/>
+        </w:rPr>
+        <w:t>Table 5. Delivery-value regression: baseline vs. hurdle model, with an uncalibrated and a calibrated gating probability.</w:t>
+      </w:r>
+    </w:p>
+    <w:p>
+      <w:r>
+        <w:rPr>
+          <w:b w:val="0"/>
+          <w:i w:val="0"/>
+        </w:rPr>
+        <w:t>Gating the hurdle model on the raw chance-creation probability makes the regression markedly worse (R²=-0.364) than the naive baseline: the raw probability’s mean (0.269) is more than double the true positive rate (0.116, Table 1), so the uncalibrated gate systematically over-weights the value-given-shot term. Substituting the isotonic-calibrated probability from Section 7.1 as the gate turns this into a genuine improvement (R²=0.102 vs. 0.068 baseline) — a direct, practical illustration of why Section 4.2’s calibration finding matters beyond probability interpretation: an uncalibrated probability silently degrades any downstream model built on top of it.</w:t>
+      </w:r>
+    </w:p>
+    <w:p>
+      <w:r>
+        <w:rPr>
+          <w:b/>
+          <w:i w:val="0"/>
+          <w:sz w:val="25"/>
+        </w:rPr>
+        <w:t>7.3 Hierarchical Outcome Classifier</w:t>
+      </w:r>
+    </w:p>
+    <w:p>
+      <w:r>
+        <w:rPr>
+          <w:b w:val="0"/>
+          <w:i w:val="0"/>
+        </w:rPr>
+        <w:t>The flat 4-class model is replaced with a two-stage classifier: stage A predicts complete vs. incomplete; stage B, trained only on rows where stage A’s training-fold label was "complete," predicts a 3-class outcome (complete_no_shot / shot_no_goal / goal) conditional on completion.</w:t>
+      </w:r>
+    </w:p>
+    <w:tbl>
+      <w:tblPr>
+        <w:tblW w:type="auto" w:w="0"/>
+        <w:tblLook w:firstColumn="1" w:firstRow="1" w:lastColumn="0" w:lastRow="0" w:noHBand="0" w:noVBand="1" w:val="04A0"/>
+      </w:tblPr>
+      <w:tblGrid>
+        <w:gridCol w:w="1872"/>
+        <w:gridCol w:w="1872"/>
+        <w:gridCol w:w="1872"/>
+        <w:gridCol w:w="1872"/>
+        <w:gridCol w:w="1872"/>
+      </w:tblGrid>
+      <w:tr>
+        <w:tc>
+          <w:tcPr>
+            <w:tcW w:type="dxa" w:w="1872"/>
+          </w:tcPr>
+          <w:p>
+            <w:r/>
+            <w:r>
+              <w:rPr>
+                <w:b/>
+              </w:rPr>
+              <w:t>Architecture</w:t>
+            </w:r>
+          </w:p>
+        </w:tc>
+        <w:tc>
+          <w:tcPr>
+            <w:tcW w:type="dxa" w:w="1872"/>
+          </w:tcPr>
+          <w:p>
+            <w:r/>
+            <w:r>
+              <w:rPr>
+                <w:b/>
+              </w:rPr>
+              <w:t>Accuracy</w:t>
+            </w:r>
+          </w:p>
+        </w:tc>
+        <w:tc>
+          <w:tcPr>
+            <w:tcW w:type="dxa" w:w="1872"/>
+          </w:tcPr>
+          <w:p>
+            <w:r/>
+            <w:r>
+              <w:rPr>
+                <w:b/>
+              </w:rPr>
+              <w:t>Macro-F1</w:t>
+            </w:r>
+          </w:p>
+        </w:tc>
+        <w:tc>
+          <w:tcPr>
+            <w:tcW w:type="dxa" w:w="1872"/>
+          </w:tcPr>
+          <w:p>
+            <w:r/>
+            <w:r>
+              <w:rPr>
+                <w:b/>
+              </w:rPr>
+              <w:t>goal recall</w:t>
+            </w:r>
+          </w:p>
+        </w:tc>
+        <w:tc>
+          <w:tcPr>
+            <w:tcW w:type="dxa" w:w="1872"/>
+          </w:tcPr>
+          <w:p>
+            <w:r/>
+            <w:r>
+              <w:rPr>
+                <w:b/>
+              </w:rPr>
+              <w:t>shot_no_goal recall</w:t>
+            </w:r>
+          </w:p>
+        </w:tc>
+      </w:tr>
+      <w:tr>
+        <w:tc>
+          <w:tcPr>
+            <w:tcW w:type="dxa" w:w="1872"/>
+          </w:tcPr>
+          <w:p>
+            <w:r/>
+            <w:r>
+              <w:rPr>
+                <w:b w:val="0"/>
+              </w:rPr>
+              <w:t>Flat 4-class (baseline)</w:t>
+            </w:r>
+          </w:p>
+        </w:tc>
+        <w:tc>
+          <w:tcPr>
+            <w:tcW w:type="dxa" w:w="1872"/>
+          </w:tcPr>
+          <w:p>
+            <w:r/>
+            <w:r>
+              <w:rPr>
+                <w:b w:val="0"/>
+              </w:rPr>
+              <w:t>0.787</w:t>
+            </w:r>
+          </w:p>
+        </w:tc>
+        <w:tc>
+          <w:tcPr>
+            <w:tcW w:type="dxa" w:w="1872"/>
+          </w:tcPr>
+          <w:p>
+            <w:r/>
+            <w:r>
+              <w:rPr>
+                <w:b w:val="0"/>
+              </w:rPr>
+              <w:t>0.301</w:t>
+            </w:r>
+          </w:p>
+        </w:tc>
+        <w:tc>
+          <w:tcPr>
+            <w:tcW w:type="dxa" w:w="1872"/>
+          </w:tcPr>
+          <w:p>
+            <w:r/>
+            <w:r>
+              <w:rPr>
+                <w:b w:val="0"/>
+              </w:rPr>
+              <w:t>0.0%</w:t>
+            </w:r>
+          </w:p>
+        </w:tc>
+        <w:tc>
+          <w:tcPr>
+            <w:tcW w:type="dxa" w:w="1872"/>
+          </w:tcPr>
+          <w:p>
+            <w:r/>
+            <w:r>
+              <w:rPr>
+                <w:b w:val="0"/>
+              </w:rPr>
+              <w:t>1.1%</w:t>
+            </w:r>
+          </w:p>
+        </w:tc>
+      </w:tr>
+      <w:tr>
+        <w:tc>
+          <w:tcPr>
+            <w:tcW w:type="dxa" w:w="1872"/>
+          </w:tcPr>
+          <w:p>
+            <w:r/>
+            <w:r>
+              <w:rPr>
+                <w:b w:val="0"/>
+              </w:rPr>
+              <w:t>Hierarchical 2-stage</w:t>
+            </w:r>
+          </w:p>
+        </w:tc>
+        <w:tc>
+          <w:tcPr>
+            <w:tcW w:type="dxa" w:w="1872"/>
+          </w:tcPr>
+          <w:p>
+            <w:r/>
+            <w:r>
+              <w:rPr>
+                <w:b w:val="0"/>
+              </w:rPr>
+              <w:t>0.647</w:t>
+            </w:r>
+          </w:p>
+        </w:tc>
+        <w:tc>
+          <w:tcPr>
+            <w:tcW w:type="dxa" w:w="1872"/>
+          </w:tcPr>
+          <w:p>
+            <w:r/>
+            <w:r>
+              <w:rPr>
+                <w:b w:val="0"/>
+              </w:rPr>
+              <w:t>0.364</w:t>
+            </w:r>
+          </w:p>
+        </w:tc>
+        <w:tc>
+          <w:tcPr>
+            <w:tcW w:type="dxa" w:w="1872"/>
+          </w:tcPr>
+          <w:p>
+            <w:r/>
+            <w:r>
+              <w:rPr>
+                <w:b w:val="0"/>
+              </w:rPr>
+              <w:t>0.0%</w:t>
+            </w:r>
+          </w:p>
+        </w:tc>
+        <w:tc>
+          <w:tcPr>
+            <w:tcW w:type="dxa" w:w="1872"/>
+          </w:tcPr>
+          <w:p>
+            <w:r/>
+            <w:r>
+              <w:rPr>
+                <w:b w:val="0"/>
+              </w:rPr>
+              <w:t>43.0%</w:t>
+            </w:r>
+          </w:p>
+        </w:tc>
+      </w:tr>
+    </w:tbl>
+    <w:p>
+      <w:r>
+        <w:rPr>
+          <w:b w:val="0"/>
+          <w:i w:val="0"/>
+        </w:rPr>
+        <w:t>Table 6. Flat vs. hierarchical outcome classifier, out-of-fold predictions.</w:t>
+      </w:r>
+    </w:p>
+    <w:p>
+      <w:r>
+        <w:rPr>
+          <w:b w:val="0"/>
+          <w:i w:val="0"/>
+        </w:rPr>
+        <w:t>The hierarchical model lifts macro-F1 from 0.301 to 0.364 and shot_no_goal recall from 1.1% to 43.0%, at the cost of overall accuracy (0.787 → 0.647) — an honest trade given that accuracy was the misleading headline metric in the first place (Section 4.4). The goal class does not improve under either architecture: at 37 positive events, splitting the population further into a 3-class stage-B problem leaves too few goal examples per training fold for any architecture to learn a usable decision boundary. This confirms Section 6’s prediction that a hierarchical model would help the shot_no_goal class specifically without resolving the underlying rare-event sample-size limitation on goals.</w:t>
+      </w:r>
+    </w:p>
+    <w:p>
+      <w:r>
+        <w:rPr>
+          <w:b/>
+          <w:i w:val="0"/>
+          <w:sz w:val="25"/>
+        </w:rPr>
+        <w:t>7.4 Clearance-Landing Ablation: Reused vs. Subset-Retrained</w:t>
+      </w:r>
+    </w:p>
+    <w:p>
+      <w:r>
+        <w:rPr>
+          <w:b w:val="0"/>
+          <w:i w:val="0"/>
+        </w:rPr>
+        <w:t>Section 3.3 reuses a headed-clearance landing model trained on the full population of 3,125 headed clearances rather than retraining one on only the 757 that follow an open-play cross. To test that choice directly, we reproduce the reused model’s exact match-grouped 80/20 train/test split, then compare it on the 157 cross-originated clearances that fall in its held-out test set against a second model trained from scratch on only the cross-originated clearances in the training split, evaluated on the same 157-event test subset.</w:t>
+      </w:r>
+    </w:p>
+    <w:tbl>
+      <w:tblPr>
+        <w:tblW w:type="auto" w:w="0"/>
+        <w:tblLook w:firstColumn="1" w:firstRow="1" w:lastColumn="0" w:lastRow="0" w:noHBand="0" w:noVBand="1" w:val="04A0"/>
+      </w:tblPr>
+      <w:tblGrid>
+        <w:gridCol w:w="2340"/>
+        <w:gridCol w:w="2340"/>
+        <w:gridCol w:w="2340"/>
+        <w:gridCol w:w="2340"/>
+      </w:tblGrid>
+      <w:tr>
+        <w:tc>
+          <w:tcPr>
+            <w:tcW w:type="dxa" w:w="2340"/>
+          </w:tcPr>
+          <w:p>
+            <w:r/>
+            <w:r>
+              <w:rPr>
+                <w:b/>
+              </w:rPr>
+              <w:t>Model</w:t>
+            </w:r>
+          </w:p>
+        </w:tc>
+        <w:tc>
+          <w:tcPr>
+            <w:tcW w:type="dxa" w:w="2340"/>
+          </w:tcPr>
+          <w:p>
+            <w:r/>
+            <w:r>
+              <w:rPr>
+                <w:b/>
+              </w:rPr>
+              <w:t>R² (x)</w:t>
+            </w:r>
+          </w:p>
+        </w:tc>
+        <w:tc>
+          <w:tcPr>
+            <w:tcW w:type="dxa" w:w="2340"/>
+          </w:tcPr>
+          <w:p>
+            <w:r/>
+            <w:r>
+              <w:rPr>
+                <w:b/>
+              </w:rPr>
+              <w:t>R² (y)</w:t>
+            </w:r>
+          </w:p>
+        </w:tc>
+        <w:tc>
+          <w:tcPr>
+            <w:tcW w:type="dxa" w:w="2340"/>
+          </w:tcPr>
+          <w:p>
+            <w:r/>
+            <w:r>
+              <w:rPr>
+                <w:b/>
+              </w:rPr>
+              <w:t>Mean landing error</w:t>
+            </w:r>
+          </w:p>
+        </w:tc>
+      </w:tr>
+      <w:tr>
+        <w:tc>
+          <w:tcPr>
+            <w:tcW w:type="dxa" w:w="2340"/>
+          </w:tcPr>
+          <w:p>
+            <w:r/>
+            <w:r>
+              <w:rPr>
+                <w:b w:val="0"/>
+              </w:rPr>
+              <w:t>Reused (full-population), n=640 own test set</w:t>
+            </w:r>
+          </w:p>
+        </w:tc>
+        <w:tc>
+          <w:tcPr>
+            <w:tcW w:type="dxa" w:w="2340"/>
+          </w:tcPr>
+          <w:p>
+            <w:r/>
+            <w:r>
+              <w:rPr>
+                <w:b w:val="0"/>
+              </w:rPr>
+              <w:t>0.408</w:t>
+            </w:r>
+          </w:p>
+        </w:tc>
+        <w:tc>
+          <w:tcPr>
+            <w:tcW w:type="dxa" w:w="2340"/>
+          </w:tcPr>
+          <w:p>
+            <w:r/>
+            <w:r>
+              <w:rPr>
+                <w:b w:val="0"/>
+              </w:rPr>
+              <w:t>0.518</w:t>
+            </w:r>
+          </w:p>
+        </w:tc>
+        <w:tc>
+          <w:tcPr>
+            <w:tcW w:type="dxa" w:w="2340"/>
+          </w:tcPr>
+          <w:p>
+            <w:r/>
+            <w:r>
+              <w:rPr>
+                <w:b w:val="0"/>
+              </w:rPr>
+              <w:t>17.69</w:t>
+            </w:r>
+          </w:p>
+        </w:tc>
+      </w:tr>
+      <w:tr>
+        <w:tc>
+          <w:tcPr>
+            <w:tcW w:type="dxa" w:w="2340"/>
+          </w:tcPr>
+          <w:p>
+            <w:r/>
+            <w:r>
+              <w:rPr>
+                <w:b w:val="0"/>
+              </w:rPr>
+              <w:t>Reused, evaluated on cross-originated subset (n=157)</w:t>
+            </w:r>
+          </w:p>
+        </w:tc>
+        <w:tc>
+          <w:tcPr>
+            <w:tcW w:type="dxa" w:w="2340"/>
+          </w:tcPr>
+          <w:p>
+            <w:r/>
+            <w:r>
+              <w:rPr>
+                <w:b w:val="0"/>
+              </w:rPr>
+              <w:t>0.122</w:t>
+            </w:r>
+          </w:p>
+        </w:tc>
+        <w:tc>
+          <w:tcPr>
+            <w:tcW w:type="dxa" w:w="2340"/>
+          </w:tcPr>
+          <w:p>
+            <w:r/>
+            <w:r>
+              <w:rPr>
+                <w:b w:val="0"/>
+              </w:rPr>
+              <w:t>0.264</w:t>
+            </w:r>
+          </w:p>
+        </w:tc>
+        <w:tc>
+          <w:tcPr>
+            <w:tcW w:type="dxa" w:w="2340"/>
+          </w:tcPr>
+          <w:p>
+            <w:r/>
+            <w:r>
+              <w:rPr>
+                <w:b w:val="0"/>
+              </w:rPr>
+              <w:t>20.56</w:t>
+            </w:r>
+          </w:p>
+        </w:tc>
+      </w:tr>
+      <w:tr>
+        <w:tc>
+          <w:tcPr>
+            <w:tcW w:type="dxa" w:w="2340"/>
+          </w:tcPr>
+          <w:p>
+            <w:r/>
+            <w:r>
+              <w:rPr>
+                <w:b w:val="0"/>
+              </w:rPr>
+              <w:t>Subset-retrained, same test subset (n=157)</w:t>
+            </w:r>
+          </w:p>
+        </w:tc>
+        <w:tc>
+          <w:tcPr>
+            <w:tcW w:type="dxa" w:w="2340"/>
+          </w:tcPr>
+          <w:p>
+            <w:r/>
+            <w:r>
+              <w:rPr>
+                <w:b w:val="0"/>
+              </w:rPr>
+              <w:t>0.094</w:t>
+            </w:r>
+          </w:p>
+        </w:tc>
+        <w:tc>
+          <w:tcPr>
+            <w:tcW w:type="dxa" w:w="2340"/>
+          </w:tcPr>
+          <w:p>
+            <w:r/>
+            <w:r>
+              <w:rPr>
+                <w:b w:val="0"/>
+              </w:rPr>
+              <w:t>0.206</w:t>
+            </w:r>
+          </w:p>
+        </w:tc>
+        <w:tc>
+          <w:tcPr>
+            <w:tcW w:type="dxa" w:w="2340"/>
+          </w:tcPr>
+          <w:p>
+            <w:r/>
+            <w:r>
+              <w:rPr>
+                <w:b w:val="0"/>
+              </w:rPr>
+              <w:t>21.05</w:t>
+            </w:r>
+          </w:p>
+        </w:tc>
+      </w:tr>
+    </w:tbl>
+    <w:p>
+      <w:r>
+        <w:rPr>
+          <w:b w:val="0"/>
+          <w:i w:val="0"/>
+        </w:rPr>
+        <w:t>Table 7. Clearance-landing model: reused full-population model vs. subset-retrained model, both evaluated on the identical held-out cross-originated clearances.</w:t>
+      </w:r>
+    </w:p>
+    <w:p>
+      <w:r>
+        <w:rPr>
+          <w:b w:val="0"/>
+          <w:i w:val="0"/>
+        </w:rPr>
+        <w:t>Retraining on only the cross-originated subset (n=157 training rows) does not help: R² (x) falls from 0.122 to 0.094 and R² (y) from 0.264 to 0.206, with mean landing error essentially unchanged (20.56 vs. 21.05 pitch units). This directly validates the Section 3.3 design choice: at this sample size, the larger, more general training population generalises to the cross-specific subset at least as well as a model built specifically for it, so reuse is not a compromise here — both variants lose accuracy on the narrower subset relative to the reused model’s own held-out test set (R² 0.408/0.518), consistent with the narrower subset simply being a harder, smaller evaluation population rather than the reuse decision costing anything.</w:t>
+      </w:r>
+    </w:p>
+    <w:p>
+      <w:r>
+        <w:rPr>
+          <w:b/>
+          <w:i w:val="0"/>
+          <w:sz w:val="25"/>
+        </w:rPr>
+        <w:t>7.5 Temporal Validation</w:t>
+      </w:r>
+    </w:p>
+    <w:p>
+      <w:r>
+        <w:rPr>
+          <w:b w:val="0"/>
+          <w:i w:val="0"/>
+        </w:rPr>
+        <w:t>GroupKFold controls for leakage within a match but not for drift across the season. As a robustness check, the four binary classifiers are additionally trained on the chronologically earlier half of the season (68 matches, 1,893 crosses) and evaluated on the chronologically later half (68 matches, 1,687 crosses).</w:t>
+      </w:r>
+    </w:p>
+    <w:tbl>
+      <w:tblPr>
+        <w:tblW w:type="auto" w:w="0"/>
+        <w:tblLook w:firstColumn="1" w:firstRow="1" w:lastColumn="0" w:lastRow="0" w:noHBand="0" w:noVBand="1" w:val="04A0"/>
+      </w:tblPr>
+      <w:tblGrid>
+        <w:gridCol w:w="2340"/>
+        <w:gridCol w:w="2340"/>
+        <w:gridCol w:w="2340"/>
+        <w:gridCol w:w="2340"/>
+      </w:tblGrid>
+      <w:tr>
+        <w:tc>
+          <w:tcPr>
+            <w:tcW w:type="dxa" w:w="2340"/>
+          </w:tcPr>
+          <w:p>
+            <w:r/>
+            <w:r>
+              <w:rPr>
+                <w:b/>
+              </w:rPr>
+              <w:t>Model</w:t>
+            </w:r>
+          </w:p>
+        </w:tc>
+        <w:tc>
+          <w:tcPr>
+            <w:tcW w:type="dxa" w:w="2340"/>
+          </w:tcPr>
+          <w:p>
+            <w:r/>
+            <w:r>
+              <w:rPr>
+                <w:b/>
+              </w:rPr>
+              <w:t>GroupKFold AUC</w:t>
+            </w:r>
+          </w:p>
+        </w:tc>
+        <w:tc>
+          <w:tcPr>
+            <w:tcW w:type="dxa" w:w="2340"/>
+          </w:tcPr>
+          <w:p>
+            <w:r/>
+            <w:r>
+              <w:rPr>
+                <w:b/>
+              </w:rPr>
+              <w:t>Temporal (early→late) AUC</w:t>
+            </w:r>
+          </w:p>
+        </w:tc>
+        <w:tc>
+          <w:tcPr>
+            <w:tcW w:type="dxa" w:w="2340"/>
+          </w:tcPr>
+          <w:p>
+            <w:r/>
+            <w:r>
+              <w:rPr>
+                <w:b/>
+              </w:rPr>
+              <w:t>Within 1 SD?</w:t>
+            </w:r>
+          </w:p>
+        </w:tc>
+      </w:tr>
+      <w:tr>
+        <w:tc>
+          <w:tcPr>
+            <w:tcW w:type="dxa" w:w="2340"/>
+          </w:tcPr>
+          <w:p>
+            <w:r/>
+            <w:r>
+              <w:rPr>
+                <w:b w:val="0"/>
+              </w:rPr>
+              <w:t>Completion</w:t>
+            </w:r>
+          </w:p>
+        </w:tc>
+        <w:tc>
+          <w:tcPr>
+            <w:tcW w:type="dxa" w:w="2340"/>
+          </w:tcPr>
+          <w:p>
+            <w:r/>
+            <w:r>
+              <w:rPr>
+                <w:b w:val="0"/>
+              </w:rPr>
+              <w:t>0.755</w:t>
+            </w:r>
+          </w:p>
+        </w:tc>
+        <w:tc>
+          <w:tcPr>
+            <w:tcW w:type="dxa" w:w="2340"/>
+          </w:tcPr>
+          <w:p>
+            <w:r/>
+            <w:r>
+              <w:rPr>
+                <w:b w:val="0"/>
+              </w:rPr>
+              <w:t>0.747</w:t>
+            </w:r>
+          </w:p>
+        </w:tc>
+        <w:tc>
+          <w:tcPr>
+            <w:tcW w:type="dxa" w:w="2340"/>
+          </w:tcPr>
+          <w:p>
+            <w:r/>
+            <w:r>
+              <w:rPr>
+                <w:b w:val="0"/>
+              </w:rPr>
+              <w:t>Yes</w:t>
+            </w:r>
+          </w:p>
+        </w:tc>
+      </w:tr>
+      <w:tr>
+        <w:tc>
+          <w:tcPr>
+            <w:tcW w:type="dxa" w:w="2340"/>
+          </w:tcPr>
+          <w:p>
+            <w:r/>
+            <w:r>
+              <w:rPr>
+                <w:b w:val="0"/>
+              </w:rPr>
+              <w:t>Chance creation</w:t>
+            </w:r>
+          </w:p>
+        </w:tc>
+        <w:tc>
+          <w:tcPr>
+            <w:tcW w:type="dxa" w:w="2340"/>
+          </w:tcPr>
+          <w:p>
+            <w:r/>
+            <w:r>
+              <w:rPr>
+                <w:b w:val="0"/>
+              </w:rPr>
+              <w:t>0.741</w:t>
+            </w:r>
+          </w:p>
+        </w:tc>
+        <w:tc>
+          <w:tcPr>
+            <w:tcW w:type="dxa" w:w="2340"/>
+          </w:tcPr>
+          <w:p>
+            <w:r/>
+            <w:r>
+              <w:rPr>
+                <w:b w:val="0"/>
+              </w:rPr>
+              <w:t>0.733</w:t>
+            </w:r>
+          </w:p>
+        </w:tc>
+        <w:tc>
+          <w:tcPr>
+            <w:tcW w:type="dxa" w:w="2340"/>
+          </w:tcPr>
+          <w:p>
+            <w:r/>
+            <w:r>
+              <w:rPr>
+                <w:b w:val="0"/>
+              </w:rPr>
+              <w:t>Yes</w:t>
+            </w:r>
+          </w:p>
+        </w:tc>
+      </w:tr>
+      <w:tr>
+        <w:tc>
+          <w:tcPr>
+            <w:tcW w:type="dxa" w:w="2340"/>
+          </w:tcPr>
+          <w:p>
+            <w:r/>
+            <w:r>
+              <w:rPr>
+                <w:b w:val="0"/>
+              </w:rPr>
+              <w:t>Goal contribution</w:t>
+            </w:r>
+          </w:p>
+        </w:tc>
+        <w:tc>
+          <w:tcPr>
+            <w:tcW w:type="dxa" w:w="2340"/>
+          </w:tcPr>
+          <w:p>
+            <w:r/>
+            <w:r>
+              <w:rPr>
+                <w:b w:val="0"/>
+              </w:rPr>
+              <w:t>0.692</w:t>
+            </w:r>
+          </w:p>
+        </w:tc>
+        <w:tc>
+          <w:tcPr>
+            <w:tcW w:type="dxa" w:w="2340"/>
+          </w:tcPr>
+          <w:p>
+            <w:r/>
+            <w:r>
+              <w:rPr>
+                <w:b w:val="0"/>
+              </w:rPr>
+              <w:t>0.776</w:t>
+            </w:r>
+          </w:p>
+        </w:tc>
+        <w:tc>
+          <w:tcPr>
+            <w:tcW w:type="dxa" w:w="2340"/>
+          </w:tcPr>
+          <w:p>
+            <w:r/>
+            <w:r>
+              <w:rPr>
+                <w:b w:val="0"/>
+              </w:rPr>
+              <w:t>No</w:t>
+            </w:r>
+          </w:p>
+        </w:tc>
+      </w:tr>
+      <w:tr>
+        <w:tc>
+          <w:tcPr>
+            <w:tcW w:type="dxa" w:w="2340"/>
+          </w:tcPr>
+          <w:p>
+            <w:r/>
+            <w:r>
+              <w:rPr>
+                <w:b w:val="0"/>
+              </w:rPr>
+              <w:t>Defended/cleared</w:t>
+            </w:r>
+          </w:p>
+        </w:tc>
+        <w:tc>
+          <w:tcPr>
+            <w:tcW w:type="dxa" w:w="2340"/>
+          </w:tcPr>
+          <w:p>
+            <w:r/>
+            <w:r>
+              <w:rPr>
+                <w:b w:val="0"/>
+              </w:rPr>
+              <w:t>0.751</w:t>
+            </w:r>
+          </w:p>
+        </w:tc>
+        <w:tc>
+          <w:tcPr>
+            <w:tcW w:type="dxa" w:w="2340"/>
+          </w:tcPr>
+          <w:p>
+            <w:r/>
+            <w:r>
+              <w:rPr>
+                <w:b w:val="0"/>
+              </w:rPr>
+              <w:t>0.741</w:t>
+            </w:r>
+          </w:p>
+        </w:tc>
+        <w:tc>
+          <w:tcPr>
+            <w:tcW w:type="dxa" w:w="2340"/>
+          </w:tcPr>
+          <w:p>
+            <w:r/>
+            <w:r>
+              <w:rPr>
+                <w:b w:val="0"/>
+              </w:rPr>
+              <w:t>Yes</w:t>
+            </w:r>
+          </w:p>
+        </w:tc>
+      </w:tr>
+    </w:tbl>
+    <w:p>
+      <w:r>
+        <w:rPr>
+          <w:b w:val="0"/>
+          <w:i w:val="0"/>
+        </w:rPr>
+        <w:t>Table 8. GroupKFold vs. chronological (early-season train / late-season test) AUC.</w:t>
+      </w:r>
+    </w:p>
+    <w:p>
+      <w:r>
+        <w:rPr>
+          <w:b w:val="0"/>
+          <w:i w:val="0"/>
+        </w:rPr>
+        <w:t>Three of the four models are stable across the season split, within one GroupKFold-fold standard deviation of their cross-validated mean. The goal-contribution model falls outside that band (temporal AUC 0.776 vs. GroupKFold mean 0.692 ± 0.061), but this is consistent with — rather than contradicting — the already-documented fold-level instability of that model (Section 4.1, Figure 2): with only 37 goal events across the whole season, a single early/late split is simply another noisy draw from the same small positive class, not independent evidence of genuine within-season drift.</w:t>
+      </w:r>
+    </w:p>
+    <w:p>
+      <w:r>
+        <w:rPr>
+          <w:b/>
+          <w:i w:val="0"/>
+          <w:sz w:val="25"/>
+        </w:rPr>
+        <w:t>7.6 Hyperparameter Sensitivity</w:t>
+      </w:r>
+    </w:p>
+    <w:p>
+      <w:r>
+        <w:rPr>
+          <w:b w:val="0"/>
+          <w:i w:val="0"/>
+        </w:rPr>
+        <w:t>All models in this study share one fixed XGBoost configuration (250 estimators, max depth 4, learning rate 0.05) for direct comparability with the Premier League study. As a sensitivity check only, one held-out GroupKFold fold is used to sweep tree depth (3–5) and n_estimators (150–350) for the four binary classifiers.</w:t>
+      </w:r>
+    </w:p>
+    <w:tbl>
+      <w:tblPr>
+        <w:tblW w:type="auto" w:w="0"/>
+        <w:tblLook w:firstColumn="1" w:firstRow="1" w:lastColumn="0" w:lastRow="0" w:noHBand="0" w:noVBand="1" w:val="04A0"/>
+      </w:tblPr>
+      <w:tblGrid>
+        <w:gridCol w:w="2340"/>
+        <w:gridCol w:w="2340"/>
+        <w:gridCol w:w="2340"/>
+        <w:gridCol w:w="2340"/>
+      </w:tblGrid>
+      <w:tr>
+        <w:tc>
+          <w:tcPr>
+            <w:tcW w:type="dxa" w:w="2340"/>
+          </w:tcPr>
+          <w:p>
+            <w:r/>
+            <w:r>
+              <w:rPr>
+                <w:b/>
+              </w:rPr>
+              <w:t>Model</w:t>
+            </w:r>
+          </w:p>
+        </w:tc>
+        <w:tc>
+          <w:tcPr>
+            <w:tcW w:type="dxa" w:w="2340"/>
+          </w:tcPr>
+          <w:p>
+            <w:r/>
+            <w:r>
+              <w:rPr>
+                <w:b/>
+              </w:rPr>
+              <w:t>Headline (250, depth 4)</w:t>
+            </w:r>
+          </w:p>
+        </w:tc>
+        <w:tc>
+          <w:tcPr>
+            <w:tcW w:type="dxa" w:w="2340"/>
+          </w:tcPr>
+          <w:p>
+            <w:r/>
+            <w:r>
+              <w:rPr>
+                <w:b/>
+              </w:rPr>
+              <w:t>Best in sweep</w:t>
+            </w:r>
+          </w:p>
+        </w:tc>
+        <w:tc>
+          <w:tcPr>
+            <w:tcW w:type="dxa" w:w="2340"/>
+          </w:tcPr>
+          <w:p>
+            <w:r/>
+            <w:r>
+              <w:rPr>
+                <w:b/>
+              </w:rPr>
+              <w:t>Best AUC</w:t>
+            </w:r>
+          </w:p>
+        </w:tc>
+      </w:tr>
+      <w:tr>
+        <w:tc>
+          <w:tcPr>
+            <w:tcW w:type="dxa" w:w="2340"/>
+          </w:tcPr>
+          <w:p>
+            <w:r/>
+            <w:r>
+              <w:rPr>
+                <w:b w:val="0"/>
+              </w:rPr>
+              <w:t>Completion</w:t>
+            </w:r>
+          </w:p>
+        </w:tc>
+        <w:tc>
+          <w:tcPr>
+            <w:tcW w:type="dxa" w:w="2340"/>
+          </w:tcPr>
+          <w:p>
+            <w:r/>
+            <w:r>
+              <w:rPr>
+                <w:b w:val="0"/>
+              </w:rPr>
+              <w:t>0.754</w:t>
+            </w:r>
+          </w:p>
+        </w:tc>
+        <w:tc>
+          <w:tcPr>
+            <w:tcW w:type="dxa" w:w="2340"/>
+          </w:tcPr>
+          <w:p>
+            <w:r/>
+            <w:r>
+              <w:rPr>
+                <w:b w:val="0"/>
+              </w:rPr>
+              <w:t>250, depth 5</w:t>
+            </w:r>
+          </w:p>
+        </w:tc>
+        <w:tc>
+          <w:tcPr>
+            <w:tcW w:type="dxa" w:w="2340"/>
+          </w:tcPr>
+          <w:p>
+            <w:r/>
+            <w:r>
+              <w:rPr>
+                <w:b w:val="0"/>
+              </w:rPr>
+              <w:t>0.762</w:t>
+            </w:r>
+          </w:p>
+        </w:tc>
+      </w:tr>
+      <w:tr>
+        <w:tc>
+          <w:tcPr>
+            <w:tcW w:type="dxa" w:w="2340"/>
+          </w:tcPr>
+          <w:p>
+            <w:r/>
+            <w:r>
+              <w:rPr>
+                <w:b w:val="0"/>
+              </w:rPr>
+              <w:t>Chance creation</w:t>
+            </w:r>
+          </w:p>
+        </w:tc>
+        <w:tc>
+          <w:tcPr>
+            <w:tcW w:type="dxa" w:w="2340"/>
+          </w:tcPr>
+          <w:p>
+            <w:r/>
+            <w:r>
+              <w:rPr>
+                <w:b w:val="0"/>
+              </w:rPr>
+              <w:t>0.769</w:t>
+            </w:r>
+          </w:p>
+        </w:tc>
+        <w:tc>
+          <w:tcPr>
+            <w:tcW w:type="dxa" w:w="2340"/>
+          </w:tcPr>
+          <w:p>
+            <w:r/>
+            <w:r>
+              <w:rPr>
+                <w:b w:val="0"/>
+              </w:rPr>
+              <w:t>150, depth 4</w:t>
+            </w:r>
+          </w:p>
+        </w:tc>
+        <w:tc>
+          <w:tcPr>
+            <w:tcW w:type="dxa" w:w="2340"/>
+          </w:tcPr>
+          <w:p>
+            <w:r/>
+            <w:r>
+              <w:rPr>
+                <w:b w:val="0"/>
+              </w:rPr>
+              <w:t>0.772</w:t>
+            </w:r>
+          </w:p>
+        </w:tc>
+      </w:tr>
+      <w:tr>
+        <w:tc>
+          <w:tcPr>
+            <w:tcW w:type="dxa" w:w="2340"/>
+          </w:tcPr>
+          <w:p>
+            <w:r/>
+            <w:r>
+              <w:rPr>
+                <w:b w:val="0"/>
+              </w:rPr>
+              <w:t>Goal contribution</w:t>
+            </w:r>
+          </w:p>
+        </w:tc>
+        <w:tc>
+          <w:tcPr>
+            <w:tcW w:type="dxa" w:w="2340"/>
+          </w:tcPr>
+          <w:p>
+            <w:r/>
+            <w:r>
+              <w:rPr>
+                <w:b w:val="0"/>
+              </w:rPr>
+              <w:t>0.749</w:t>
+            </w:r>
+          </w:p>
+        </w:tc>
+        <w:tc>
+          <w:tcPr>
+            <w:tcW w:type="dxa" w:w="2340"/>
+          </w:tcPr>
+          <w:p>
+            <w:r/>
+            <w:r>
+              <w:rPr>
+                <w:b w:val="0"/>
+              </w:rPr>
+              <w:t>150, depth 4</w:t>
+            </w:r>
+          </w:p>
+        </w:tc>
+        <w:tc>
+          <w:tcPr>
+            <w:tcW w:type="dxa" w:w="2340"/>
+          </w:tcPr>
+          <w:p>
+            <w:r/>
+            <w:r>
+              <w:rPr>
+                <w:b w:val="0"/>
+              </w:rPr>
+              <w:t>0.766</w:t>
+            </w:r>
+          </w:p>
+        </w:tc>
+      </w:tr>
+      <w:tr>
+        <w:tc>
+          <w:tcPr>
+            <w:tcW w:type="dxa" w:w="2340"/>
+          </w:tcPr>
+          <w:p>
+            <w:r/>
+            <w:r>
+              <w:rPr>
+                <w:b w:val="0"/>
+              </w:rPr>
+              <w:t>Defended/cleared</w:t>
+            </w:r>
+          </w:p>
+        </w:tc>
+        <w:tc>
+          <w:tcPr>
+            <w:tcW w:type="dxa" w:w="2340"/>
+          </w:tcPr>
+          <w:p>
+            <w:r/>
+            <w:r>
+              <w:rPr>
+                <w:b w:val="0"/>
+              </w:rPr>
+              <w:t>0.791</w:t>
+            </w:r>
+          </w:p>
+        </w:tc>
+        <w:tc>
+          <w:tcPr>
+            <w:tcW w:type="dxa" w:w="2340"/>
+          </w:tcPr>
+          <w:p>
+            <w:r/>
+            <w:r>
+              <w:rPr>
+                <w:b w:val="0"/>
+              </w:rPr>
+              <w:t>250, depth 3</w:t>
+            </w:r>
+          </w:p>
+        </w:tc>
+        <w:tc>
+          <w:tcPr>
+            <w:tcW w:type="dxa" w:w="2340"/>
+          </w:tcPr>
+          <w:p>
+            <w:r/>
+            <w:r>
+              <w:rPr>
+                <w:b w:val="0"/>
+              </w:rPr>
+              <w:t>0.798</w:t>
+            </w:r>
+          </w:p>
+        </w:tc>
+      </w:tr>
+    </w:tbl>
+    <w:p>
+      <w:r>
+        <w:rPr>
+          <w:b w:val="0"/>
+          <w:i w:val="0"/>
+        </w:rPr>
+        <w:t>Table 9. Single-fold hyperparameter sensitivity sweep (not cross-validated; illustrative only).</w:t>
+      </w:r>
+    </w:p>
+    <w:p>
+      <w:r>
+        <w:rPr>
+          <w:b w:val="0"/>
+          <w:i w:val="0"/>
+        </w:rPr>
+        <w:t>The headline configuration is within 0.007–0.017 AUC of the best single-fold configuration for every model, and no alternative configuration dominates across all four models. We retain the shared 250/depth-4 configuration for comparability with the Premier League study; a smaller/shallower model would not meaningfully change the study’s conclusions.</w:t>
+      </w:r>
+    </w:p>
+    <w:p>
+      <w:r>
+        <w:rPr>
+          <w:b w:val="0"/>
+          <w:i w:val="0"/>
+        </w:rPr>
+        <w:t>Taken together, these six fixes leave the paper’s central methodological argument intact and strengthen it in one respect: two of the fixes (the hurdle model and the clearance-landing ablation) only work, or only become interpretable, once the calibration finding from Section 4.2 is taken seriously — an uncalibrated probability silently degrades a downstream hurdle model, and a naive retraining ablation would have been uninterpretable without the matched held-out evaluation set used in Section 7.4. The hierarchical classifier and temporal-validation checks similarly confirm rather than overturn the original diagnostics: the goal class remains unrecoverable at this sample size, and the one temporal exception (goal-contribution) is explained by the same rare-event fold variance flagged in Section 4.1.</w:t>
+      </w:r>
+    </w:p>
+    <w:p>
       <w:pPr>
         <w:spacing w:before="400" w:after="160"/>
       </w:pPr>
@@ -2962,7 +4723,7 @@
           <w:color w:val="1A1A1A"/>
           <w:sz w:val="30"/>
         </w:rPr>
-        <w:t>7. Conclusion</w:t>
+        <w:t>8. Conclusion</w:t>
       </w:r>
     </w:p>
     <w:p>
@@ -2972,6 +4733,9 @@
       </w:pPr>
       <w:r>
         <w:t>A six-model, cross-validated framework decomposing the open-play cross into completion, chance-creation, goal-contribution, defended, delivery-value, and outcome components — chained to a seventh, reused stage predicting headed-clearance landing location — provides both applied outputs (player and team leaderboards, second-ball recovery zones) and, through explicit calibration, feature-importance, confusion-matrix, and residual diagnostics, an honest account of where each model can and cannot be trusted. Applying the identical methodology to Ecuador 2026, a smaller and independent dataset from the Premier League study this pipeline was first built on, reproduced both of that study's clearest findings — imbalance-correction-induced probability over-confidence, and a rare-class collapse hidden behind a plausible-looking accuracy figure — suggesting they are properties of the modelling approach rather than artefacts of one league or season, and are offered as a general caution for applied sports-analytics modelling more broadly: a single headline metric is rarely sufficient to certify a model fit for use.</w:t>
+      </w:r>
+      <w:r>
+        <w:t xml:space="preserve"> Section 7 implements and evaluates six of these fixes directly, re-extracting the dataset independently from the raw event feed as an additional replication check.</w:t>
       </w:r>
     </w:p>
     <w:p>
